--- a/lessons/6-2/downloads/reveal/teacher/6.2-session-1-prerequisite-practice-b.docx
+++ b/lessons/6-2/downloads/reveal/teacher/6.2-session-1-prerequisite-practice-b.docx
@@ -15,10 +15,28 @@
         <w:rPr>
           <w:rFonts w:ascii="Avenir Next" w:hAnsi="Avenir Next" w:cs="Avenir Next" w:eastAsia="Avenir Next"/>
           <w:color w:val="1A1A1A"/>
+          <w:sz w:val="22"/>
+          <w:szCs w:val="20"/>
+        </w:rPr>
+        <w:t xml:space="preserve">Name</w:t>
+      </w:r>
+      <w:r>
+        <w:rPr>
+          <w:rFonts w:ascii="Avenir Next" w:hAnsi="Avenir Next" w:cs="Avenir Next" w:eastAsia="Avenir Next"/>
+          <w:color w:val="1A1A1A"/>
           <w:sz w:val="20"/>
           <w:szCs w:val="20"/>
         </w:rPr>
-        <w:t xml:space="preserve">Name</w:t>
+        <w:tab/>
+      </w:r>
+      <w:r>
+        <w:rPr>
+          <w:rFonts w:ascii="Avenir Next" w:hAnsi="Avenir Next" w:cs="Avenir Next" w:eastAsia="Avenir Next"/>
+          <w:color w:val="1A1A1A"/>
+          <w:sz w:val="22"/>
+          <w:szCs w:val="20"/>
+        </w:rPr>
+        <w:t xml:space="preserve">   Date</w:t>
       </w:r>
       <w:r>
         <w:rPr>
@@ -33,25 +51,7 @@
         <w:rPr>
           <w:rFonts w:ascii="Avenir Next" w:hAnsi="Avenir Next" w:cs="Avenir Next" w:eastAsia="Avenir Next"/>
           <w:color w:val="1A1A1A"/>
-          <w:sz w:val="20"/>
-          <w:szCs w:val="20"/>
-        </w:rPr>
-        <w:t xml:space="preserve">   Date</w:t>
-      </w:r>
-      <w:r>
-        <w:rPr>
-          <w:rFonts w:ascii="Avenir Next" w:hAnsi="Avenir Next" w:cs="Avenir Next" w:eastAsia="Avenir Next"/>
-          <w:color w:val="1A1A1A"/>
-          <w:sz w:val="20"/>
-          <w:szCs w:val="20"/>
-        </w:rPr>
-        <w:tab/>
-      </w:r>
-      <w:r>
-        <w:rPr>
-          <w:rFonts w:ascii="Avenir Next" w:hAnsi="Avenir Next" w:cs="Avenir Next" w:eastAsia="Avenir Next"/>
-          <w:color w:val="1A1A1A"/>
-          <w:sz w:val="20"/>
+          <w:sz w:val="22"/>
           <w:szCs w:val="20"/>
         </w:rPr>
         <w:t xml:space="preserve">   Period</w:t>
@@ -78,7 +78,7 @@
           <w:caps/>
           <w:color w:val="003A70"/>
           <w:spacing w:val="12"/>
-          <w:sz w:val="19"/>
+          <w:sz w:val="22"/>
           <w:szCs w:val="19"/>
         </w:rPr>
         <w:t xml:space="preserve">Lesson 6-2  ·  Session 1  ·  Prerequisite Practice B  ·  Skill 1 of 2</w:t>
@@ -86,6 +86,7 @@
     </w:p>
     <w:p>
       <w:pPr>
+        <w:pStyle w:val="Heading1"/>
         <w:keepNext/>
         <w:spacing w:before="0" w:after="10" w:line="240" w:lineRule="auto"/>
       </w:pPr>
@@ -111,7 +112,7 @@
         <w:rPr>
           <w:rFonts w:ascii="Avenir Next" w:hAnsi="Avenir Next" w:cs="Avenir Next" w:eastAsia="Avenir Next"/>
           <w:color w:val="5A5F66"/>
-          <w:sz w:val="17"/>
+          <w:sz w:val="22"/>
           <w:szCs w:val="17"/>
         </w:rPr>
         <w:t xml:space="preserve">Builds on Lesson 6-1 · 6.NS.A.1</w:t>
@@ -154,6 +155,7 @@
           </w:tcPr>
           <w:p>
             <w:pPr>
+              <w:pStyle w:val="Heading2"/>
               <w:spacing w:before="0" w:after="0" w:line="252" w:lineRule="auto"/>
             </w:pPr>
             <w:r>
@@ -183,7 +185,7 @@
               <w:rPr>
                 <w:rFonts w:ascii="Avenir Next" w:hAnsi="Avenir Next" w:cs="Avenir Next" w:eastAsia="Avenir Next"/>
                 <w:color w:val="1A1A1A"/>
-                <w:sz w:val="20"/>
+                <w:sz w:val="22"/>
                 <w:szCs w:val="20"/>
               </w:rPr>
               <w:t xml:space="preserve">You will divide by 4/9 in 2/3 ÷ 4/9 by multiplying by its reciprocal, 9/4.</w:t>
@@ -203,6 +205,7 @@
           </w:tcPr>
           <w:p>
             <w:pPr>
+              <w:pStyle w:val="Heading2"/>
               <w:spacing w:before="0" w:after="0" w:line="252" w:lineRule="auto"/>
             </w:pPr>
             <w:r>
@@ -232,7 +235,7 @@
               <w:rPr>
                 <w:rFonts w:ascii="Avenir Next" w:hAnsi="Avenir Next" w:cs="Avenir Next" w:eastAsia="Avenir Next"/>
                 <w:color w:val="1A1A1A"/>
-                <w:sz w:val="20"/>
+                <w:sz w:val="22"/>
                 <w:szCs w:val="20"/>
               </w:rPr>
               <w:t xml:space="preserve">Flip a fraction to find its reciprocal: 2/5 becomes 5/2.  </w:t>
@@ -242,7 +245,7 @@
                 <w:rFonts w:ascii="Avenir Next" w:hAnsi="Avenir Next" w:cs="Avenir Next" w:eastAsia="Avenir Next"/>
                 <w:b/>
                 <w:color w:val="1A1A1A"/>
-                <w:sz w:val="20"/>
+                <w:sz w:val="22"/>
                 <w:szCs w:val="20"/>
               </w:rPr>
               <w:t xml:space="preserve">You will use it in Practice Form A, problem 1.</w:t>
@@ -253,6 +256,7 @@
     </w:tbl>
     <w:p>
       <w:pPr>
+        <w:pStyle w:val="Heading2"/>
         <w:keepNext/>
         <w:pBdr>
           <w:bottom w:val="single" w:sz="8" w:space="3" w:color="003A70"/>
@@ -268,7 +272,7 @@
           <w:b/>
           <w:color w:val="003A70"/>
           <w:spacing w:val="14"/>
-          <w:sz w:val="19"/>
+          <w:sz w:val="22"/>
           <w:szCs w:val="19"/>
         </w:rPr>
         <w:t xml:space="preserve">STEPS TO FOLLOW</w:t>
@@ -287,7 +291,7 @@
           <w:rFonts w:ascii="Avenir Next" w:hAnsi="Avenir Next" w:cs="Avenir Next" w:eastAsia="Avenir Next"/>
           <w:i/>
           <w:color w:val="5A5F66"/>
-          <w:sz w:val="17"/>
+          <w:sz w:val="22"/>
           <w:szCs w:val="17"/>
         </w:rPr>
         <w:t xml:space="preserve">use these same steps on every problem</w:t>
@@ -329,6 +333,7 @@
           </w:tcPr>
           <w:p>
             <w:pPr>
+              <w:pStyle w:val="Heading1"/>
               <w:spacing w:before="0" w:after="0" w:line="240" w:lineRule="auto"/>
               <w:jc w:val="center"/>
             </w:pPr>
@@ -357,7 +362,7 @@
               <w:rPr>
                 <w:rFonts w:ascii="Avenir Next" w:hAnsi="Avenir Next" w:cs="Avenir Next" w:eastAsia="Avenir Next"/>
                 <w:color w:val="1A1A1A"/>
-                <w:sz w:val="21"/>
+                <w:sz w:val="22"/>
                 <w:szCs w:val="21"/>
               </w:rPr>
               <w:t xml:space="preserve">Find the </w:t>
@@ -367,7 +372,7 @@
                 <w:rFonts w:ascii="Avenir Next" w:hAnsi="Avenir Next" w:cs="Avenir Next" w:eastAsia="Avenir Next"/>
                 <w:b/>
                 <w:color w:val="1A1A1A"/>
-                <w:sz w:val="21"/>
+                <w:sz w:val="22"/>
                 <w:szCs w:val="21"/>
               </w:rPr>
               <w:t xml:space="preserve">top</w:t>
@@ -376,7 +381,7 @@
               <w:rPr>
                 <w:rFonts w:ascii="Avenir Next" w:hAnsi="Avenir Next" w:cs="Avenir Next" w:eastAsia="Avenir Next"/>
                 <w:color w:val="1A1A1A"/>
-                <w:sz w:val="21"/>
+                <w:sz w:val="22"/>
                 <w:szCs w:val="21"/>
               </w:rPr>
               <w:t xml:space="preserve"> and bottom numbers.</w:t>
@@ -395,6 +400,7 @@
           </w:tcPr>
           <w:p>
             <w:pPr>
+              <w:pStyle w:val="Heading1"/>
               <w:spacing w:before="0" w:after="0" w:line="240" w:lineRule="auto"/>
               <w:jc w:val="center"/>
             </w:pPr>
@@ -424,7 +430,7 @@
                 <w:rFonts w:ascii="Avenir Next" w:hAnsi="Avenir Next" w:cs="Avenir Next" w:eastAsia="Avenir Next"/>
                 <w:b/>
                 <w:color w:val="1A1A1A"/>
-                <w:sz w:val="21"/>
+                <w:sz w:val="22"/>
                 <w:szCs w:val="21"/>
               </w:rPr>
               <w:t xml:space="preserve">Swap</w:t>
@@ -433,7 +439,7 @@
               <w:rPr>
                 <w:rFonts w:ascii="Avenir Next" w:hAnsi="Avenir Next" w:cs="Avenir Next" w:eastAsia="Avenir Next"/>
                 <w:color w:val="1A1A1A"/>
-                <w:sz w:val="21"/>
+                <w:sz w:val="22"/>
                 <w:szCs w:val="21"/>
               </w:rPr>
               <w:t xml:space="preserve"> them. The bottom goes on top.</w:t>
@@ -452,6 +458,7 @@
           </w:tcPr>
           <w:p>
             <w:pPr>
+              <w:pStyle w:val="Heading1"/>
               <w:spacing w:before="0" w:after="0" w:line="240" w:lineRule="auto"/>
               <w:jc w:val="center"/>
             </w:pPr>
@@ -481,7 +488,7 @@
                 <w:rFonts w:ascii="Avenir Next" w:hAnsi="Avenir Next" w:cs="Avenir Next" w:eastAsia="Avenir Next"/>
                 <w:b/>
                 <w:color w:val="1A1A1A"/>
-                <w:sz w:val="21"/>
+                <w:sz w:val="22"/>
                 <w:szCs w:val="21"/>
               </w:rPr>
               <w:t xml:space="preserve">Check</w:t>
@@ -490,7 +497,7 @@
               <w:rPr>
                 <w:rFonts w:ascii="Avenir Next" w:hAnsi="Avenir Next" w:cs="Avenir Next" w:eastAsia="Avenir Next"/>
                 <w:color w:val="1A1A1A"/>
-                <w:sz w:val="21"/>
+                <w:sz w:val="22"/>
                 <w:szCs w:val="21"/>
               </w:rPr>
               <w:t xml:space="preserve">: the fraction times its reciprocal is 1.</w:t>
@@ -501,6 +508,7 @@
     </w:tbl>
     <w:p>
       <w:pPr>
+        <w:pStyle w:val="Heading2"/>
         <w:keepNext/>
         <w:pBdr>
           <w:bottom w:val="single" w:sz="8" w:space="3" w:color="003A70"/>
@@ -516,7 +524,7 @@
           <w:b/>
           <w:color w:val="003A70"/>
           <w:spacing w:val="14"/>
-          <w:sz w:val="19"/>
+          <w:sz w:val="22"/>
           <w:szCs w:val="19"/>
         </w:rPr>
         <w:t xml:space="preserve">WATCH ME</w:t>
@@ -535,7 +543,7 @@
           <w:rFonts w:ascii="Avenir Next" w:hAnsi="Avenir Next" w:cs="Avenir Next" w:eastAsia="Avenir Next"/>
           <w:i/>
           <w:color w:val="5A5F66"/>
-          <w:sz w:val="17"/>
+          <w:sz w:val="22"/>
           <w:szCs w:val="17"/>
         </w:rPr>
         <w:t xml:space="preserve">the steps in action</w:t>
@@ -550,7 +558,7 @@
           <w:rFonts w:ascii="Avenir Next" w:hAnsi="Avenir Next" w:cs="Avenir Next" w:eastAsia="Avenir Next"/>
           <w:b/>
           <w:color w:val="1A1A1A"/>
-          <w:sz w:val="21"/>
+          <w:sz w:val="22"/>
           <w:szCs w:val="21"/>
         </w:rPr>
         <w:t xml:space="preserve">Find the reciprocal of 2/5.</w:t>
@@ -569,25 +577,25 @@
           <w:rFonts w:ascii="Avenir Next" w:hAnsi="Avenir Next" w:cs="Avenir Next" w:eastAsia="Avenir Next"/>
           <w:b/>
           <w:color w:val="003A70"/>
+          <w:sz w:val="22"/>
+          <w:szCs w:val="19"/>
+        </w:rPr>
+        <w:t xml:space="preserve">Step 1</w:t>
+      </w:r>
+      <w:r>
+        <w:rPr>
+          <w:rFonts w:ascii="Avenir Next" w:hAnsi="Avenir Next" w:cs="Avenir Next" w:eastAsia="Avenir Next"/>
+          <w:color w:val="1A1A1A"/>
           <w:sz w:val="19"/>
           <w:szCs w:val="19"/>
         </w:rPr>
-        <w:t xml:space="preserve">Step 1</w:t>
-      </w:r>
-      <w:r>
-        <w:rPr>
-          <w:rFonts w:ascii="Avenir Next" w:hAnsi="Avenir Next" w:cs="Avenir Next" w:eastAsia="Avenir Next"/>
-          <w:color w:val="1A1A1A"/>
-          <w:sz w:val="19"/>
-          <w:szCs w:val="19"/>
-        </w:rPr>
         <w:tab/>
       </w:r>
       <w:r>
         <w:rPr>
           <w:rFonts w:ascii="Avenir Next" w:hAnsi="Avenir Next" w:cs="Avenir Next" w:eastAsia="Avenir Next"/>
           <w:color w:val="1A1A1A"/>
-          <w:sz w:val="21"/>
+          <w:sz w:val="22"/>
           <w:szCs w:val="21"/>
         </w:rPr>
         <w:t xml:space="preserve">The top is 2. The bottom is 5.</w:t>
@@ -606,25 +614,25 @@
           <w:rFonts w:ascii="Avenir Next" w:hAnsi="Avenir Next" w:cs="Avenir Next" w:eastAsia="Avenir Next"/>
           <w:b/>
           <w:color w:val="003A70"/>
+          <w:sz w:val="22"/>
+          <w:szCs w:val="19"/>
+        </w:rPr>
+        <w:t xml:space="preserve">Step 2</w:t>
+      </w:r>
+      <w:r>
+        <w:rPr>
+          <w:rFonts w:ascii="Avenir Next" w:hAnsi="Avenir Next" w:cs="Avenir Next" w:eastAsia="Avenir Next"/>
+          <w:color w:val="1A1A1A"/>
           <w:sz w:val="19"/>
           <w:szCs w:val="19"/>
         </w:rPr>
-        <w:t xml:space="preserve">Step 2</w:t>
-      </w:r>
-      <w:r>
-        <w:rPr>
-          <w:rFonts w:ascii="Avenir Next" w:hAnsi="Avenir Next" w:cs="Avenir Next" w:eastAsia="Avenir Next"/>
-          <w:color w:val="1A1A1A"/>
-          <w:sz w:val="19"/>
-          <w:szCs w:val="19"/>
-        </w:rPr>
         <w:tab/>
       </w:r>
       <w:r>
         <w:rPr>
           <w:rFonts w:ascii="Avenir Next" w:hAnsi="Avenir Next" w:cs="Avenir Next" w:eastAsia="Avenir Next"/>
           <w:color w:val="1A1A1A"/>
-          <w:sz w:val="21"/>
+          <w:sz w:val="22"/>
           <w:szCs w:val="21"/>
         </w:rPr>
         <w:t xml:space="preserve">Swap them: 5/2.</w:t>
@@ -643,25 +651,25 @@
           <w:rFonts w:ascii="Avenir Next" w:hAnsi="Avenir Next" w:cs="Avenir Next" w:eastAsia="Avenir Next"/>
           <w:b/>
           <w:color w:val="003A70"/>
+          <w:sz w:val="22"/>
+          <w:szCs w:val="19"/>
+        </w:rPr>
+        <w:t xml:space="preserve">Step 3</w:t>
+      </w:r>
+      <w:r>
+        <w:rPr>
+          <w:rFonts w:ascii="Avenir Next" w:hAnsi="Avenir Next" w:cs="Avenir Next" w:eastAsia="Avenir Next"/>
+          <w:color w:val="1A1A1A"/>
           <w:sz w:val="19"/>
           <w:szCs w:val="19"/>
         </w:rPr>
-        <w:t xml:space="preserve">Step 3</w:t>
-      </w:r>
-      <w:r>
-        <w:rPr>
-          <w:rFonts w:ascii="Avenir Next" w:hAnsi="Avenir Next" w:cs="Avenir Next" w:eastAsia="Avenir Next"/>
-          <w:color w:val="1A1A1A"/>
-          <w:sz w:val="19"/>
-          <w:szCs w:val="19"/>
-        </w:rPr>
         <w:tab/>
       </w:r>
       <w:r>
         <w:rPr>
           <w:rFonts w:ascii="Avenir Next" w:hAnsi="Avenir Next" w:cs="Avenir Next" w:eastAsia="Avenir Next"/>
           <w:color w:val="1A1A1A"/>
-          <w:sz w:val="21"/>
+          <w:sz w:val="22"/>
           <w:szCs w:val="21"/>
         </w:rPr>
         <w:t xml:space="preserve">Check: 2/5 × 5/2 = 10/10 = 1.</w:t>
@@ -680,18 +688,18 @@
           <w:rFonts w:ascii="Avenir Next" w:hAnsi="Avenir Next" w:cs="Avenir Next" w:eastAsia="Avenir Next"/>
           <w:b/>
           <w:color w:val="1A1A1A"/>
+          <w:sz w:val="22"/>
+          <w:szCs w:val="21"/>
+        </w:rPr>
+        <w:t xml:space="preserve">Answer</w:t>
+      </w:r>
+      <w:r>
+        <w:rPr>
+          <w:rFonts w:ascii="Avenir Next" w:hAnsi="Avenir Next" w:cs="Avenir Next" w:eastAsia="Avenir Next"/>
+          <w:color w:val="1A1A1A"/>
           <w:sz w:val="21"/>
           <w:szCs w:val="21"/>
         </w:rPr>
-        <w:t xml:space="preserve">Answer</w:t>
-      </w:r>
-      <w:r>
-        <w:rPr>
-          <w:rFonts w:ascii="Avenir Next" w:hAnsi="Avenir Next" w:cs="Avenir Next" w:eastAsia="Avenir Next"/>
-          <w:color w:val="1A1A1A"/>
-          <w:sz w:val="21"/>
-          <w:szCs w:val="21"/>
-        </w:rPr>
         <w:tab/>
       </w:r>
       <w:r>
@@ -699,7 +707,7 @@
           <w:rFonts w:ascii="Avenir Next" w:hAnsi="Avenir Next" w:cs="Avenir Next" w:eastAsia="Avenir Next"/>
           <w:b/>
           <w:color w:val="1A1A1A"/>
-          <w:sz w:val="21"/>
+          <w:sz w:val="22"/>
           <w:szCs w:val="21"/>
         </w:rPr>
         <w:t xml:space="preserve">5/2</w:t>
@@ -707,6 +715,7 @@
     </w:p>
     <w:p>
       <w:pPr>
+        <w:pStyle w:val="Heading2"/>
         <w:keepNext/>
         <w:pBdr>
           <w:bottom w:val="single" w:sz="8" w:space="3" w:color="003A70"/>
@@ -722,7 +731,7 @@
           <w:b/>
           <w:color w:val="003A70"/>
           <w:spacing w:val="14"/>
-          <w:sz w:val="19"/>
+          <w:sz w:val="22"/>
           <w:szCs w:val="19"/>
         </w:rPr>
         <w:t xml:space="preserve">TRY IT WITH HELP</w:t>
@@ -741,7 +750,7 @@
           <w:rFonts w:ascii="Avenir Next" w:hAnsi="Avenir Next" w:cs="Avenir Next" w:eastAsia="Avenir Next"/>
           <w:i/>
           <w:color w:val="5A5F66"/>
-          <w:sz w:val="17"/>
+          <w:sz w:val="22"/>
           <w:szCs w:val="17"/>
         </w:rPr>
         <w:t xml:space="preserve">fill in each step</w:t>
@@ -799,28 +808,47 @@
           <w:rFonts w:ascii="Avenir Next" w:hAnsi="Avenir Next" w:cs="Avenir Next" w:eastAsia="Avenir Next"/>
           <w:b/>
           <w:color w:val="003A70"/>
+          <w:sz w:val="22"/>
+          <w:szCs w:val="18"/>
+        </w:rPr>
+        <w:t xml:space="preserve">Step 1</w:t>
+      </w:r>
+      <w:r>
+        <w:rPr>
+          <w:rFonts w:ascii="Avenir Next" w:hAnsi="Avenir Next" w:cs="Avenir Next" w:eastAsia="Avenir Next"/>
+          <w:color w:val="1A1A1A"/>
           <w:sz w:val="18"/>
           <w:szCs w:val="18"/>
         </w:rPr>
-        <w:t xml:space="preserve">Step 1</w:t>
-      </w:r>
-      <w:r>
-        <w:rPr>
-          <w:rFonts w:ascii="Avenir Next" w:hAnsi="Avenir Next" w:cs="Avenir Next" w:eastAsia="Avenir Next"/>
-          <w:color w:val="1A1A1A"/>
-          <w:sz w:val="18"/>
-          <w:szCs w:val="18"/>
-        </w:rPr>
         <w:tab/>
       </w:r>
       <w:r>
         <w:rPr>
           <w:rFonts w:ascii="Avenir Next" w:hAnsi="Avenir Next" w:cs="Avenir Next" w:eastAsia="Avenir Next"/>
           <w:color w:val="1A1A1A"/>
+          <w:sz w:val="22"/>
+          <w:szCs w:val="21"/>
+        </w:rPr>
+        <w:t xml:space="preserve">The top is </w:t>
+      </w:r>
+      <w:r>
+        <w:rPr>
+          <w:rFonts w:ascii="Avenir Next" w:hAnsi="Avenir Next" w:cs="Avenir Next" w:eastAsia="Avenir Next"/>
+          <w:color w:val="1A1A1A"/>
           <w:sz w:val="21"/>
           <w:szCs w:val="21"/>
-        </w:rPr>
-        <w:t xml:space="preserve">The top is </w:t>
+          <w:u w:val="single"/>
+        </w:rPr>
+        <w:t xml:space="preserve">                </w:t>
+      </w:r>
+      <w:r>
+        <w:rPr>
+          <w:rFonts w:ascii="Avenir Next" w:hAnsi="Avenir Next" w:cs="Avenir Next" w:eastAsia="Avenir Next"/>
+          <w:color w:val="1A1A1A"/>
+          <w:sz w:val="22"/>
+          <w:szCs w:val="21"/>
+        </w:rPr>
+        <w:t xml:space="preserve">. The bottom is </w:t>
       </w:r>
       <w:r>
         <w:rPr>
@@ -836,26 +864,7 @@
         <w:rPr>
           <w:rFonts w:ascii="Avenir Next" w:hAnsi="Avenir Next" w:cs="Avenir Next" w:eastAsia="Avenir Next"/>
           <w:color w:val="1A1A1A"/>
-          <w:sz w:val="21"/>
-          <w:szCs w:val="21"/>
-        </w:rPr>
-        <w:t xml:space="preserve">. The bottom is </w:t>
-      </w:r>
-      <w:r>
-        <w:rPr>
-          <w:rFonts w:ascii="Avenir Next" w:hAnsi="Avenir Next" w:cs="Avenir Next" w:eastAsia="Avenir Next"/>
-          <w:color w:val="1A1A1A"/>
-          <w:sz w:val="21"/>
-          <w:szCs w:val="21"/>
-          <w:u w:val="single"/>
-        </w:rPr>
-        <w:t xml:space="preserve">                </w:t>
-      </w:r>
-      <w:r>
-        <w:rPr>
-          <w:rFonts w:ascii="Avenir Next" w:hAnsi="Avenir Next" w:cs="Avenir Next" w:eastAsia="Avenir Next"/>
-          <w:color w:val="1A1A1A"/>
-          <w:sz w:val="21"/>
+          <w:sz w:val="22"/>
           <w:szCs w:val="21"/>
         </w:rPr>
         <w:t xml:space="preserve">.</w:t>
@@ -875,35 +884,35 @@
           <w:rFonts w:ascii="Avenir Next" w:hAnsi="Avenir Next" w:cs="Avenir Next" w:eastAsia="Avenir Next"/>
           <w:b/>
           <w:color w:val="003A70"/>
+          <w:sz w:val="22"/>
+          <w:szCs w:val="18"/>
+        </w:rPr>
+        <w:t xml:space="preserve">Step 2</w:t>
+      </w:r>
+      <w:r>
+        <w:rPr>
+          <w:rFonts w:ascii="Avenir Next" w:hAnsi="Avenir Next" w:cs="Avenir Next" w:eastAsia="Avenir Next"/>
+          <w:color w:val="1A1A1A"/>
           <w:sz w:val="18"/>
           <w:szCs w:val="18"/>
         </w:rPr>
-        <w:t xml:space="preserve">Step 2</w:t>
-      </w:r>
-      <w:r>
-        <w:rPr>
-          <w:rFonts w:ascii="Avenir Next" w:hAnsi="Avenir Next" w:cs="Avenir Next" w:eastAsia="Avenir Next"/>
-          <w:color w:val="1A1A1A"/>
-          <w:sz w:val="18"/>
-          <w:szCs w:val="18"/>
-        </w:rPr>
         <w:tab/>
       </w:r>
       <w:r>
         <w:rPr>
           <w:rFonts w:ascii="Avenir Next" w:hAnsi="Avenir Next" w:cs="Avenir Next" w:eastAsia="Avenir Next"/>
           <w:color w:val="1A1A1A"/>
+          <w:sz w:val="22"/>
+          <w:szCs w:val="21"/>
+        </w:rPr>
+        <w:t xml:space="preserve">Swap them: </w:t>
+      </w:r>
+      <w:r>
+        <w:rPr>
+          <w:rFonts w:ascii="Avenir Next" w:hAnsi="Avenir Next" w:cs="Avenir Next" w:eastAsia="Avenir Next"/>
+          <w:color w:val="1A1A1A"/>
           <w:sz w:val="21"/>
           <w:szCs w:val="21"/>
-        </w:rPr>
-        <w:t xml:space="preserve">Swap them: </w:t>
-      </w:r>
-      <w:r>
-        <w:rPr>
-          <w:rFonts w:ascii="Avenir Next" w:hAnsi="Avenir Next" w:cs="Avenir Next" w:eastAsia="Avenir Next"/>
-          <w:color w:val="1A1A1A"/>
-          <w:sz w:val="21"/>
-          <w:szCs w:val="21"/>
           <w:u w:val="single"/>
         </w:rPr>
         <w:t xml:space="preserve">                </w:t>
@@ -912,7 +921,7 @@
         <w:rPr>
           <w:rFonts w:ascii="Avenir Next" w:hAnsi="Avenir Next" w:cs="Avenir Next" w:eastAsia="Avenir Next"/>
           <w:color w:val="1A1A1A"/>
-          <w:sz w:val="21"/>
+          <w:sz w:val="22"/>
           <w:szCs w:val="21"/>
         </w:rPr>
         <w:t xml:space="preserve">/</w:t>
@@ -942,35 +951,35 @@
           <w:rFonts w:ascii="Avenir Next" w:hAnsi="Avenir Next" w:cs="Avenir Next" w:eastAsia="Avenir Next"/>
           <w:b/>
           <w:color w:val="003A70"/>
+          <w:sz w:val="22"/>
+          <w:szCs w:val="18"/>
+        </w:rPr>
+        <w:t xml:space="preserve">Step 3</w:t>
+      </w:r>
+      <w:r>
+        <w:rPr>
+          <w:rFonts w:ascii="Avenir Next" w:hAnsi="Avenir Next" w:cs="Avenir Next" w:eastAsia="Avenir Next"/>
+          <w:color w:val="1A1A1A"/>
           <w:sz w:val="18"/>
           <w:szCs w:val="18"/>
         </w:rPr>
-        <w:t xml:space="preserve">Step 3</w:t>
-      </w:r>
-      <w:r>
-        <w:rPr>
-          <w:rFonts w:ascii="Avenir Next" w:hAnsi="Avenir Next" w:cs="Avenir Next" w:eastAsia="Avenir Next"/>
-          <w:color w:val="1A1A1A"/>
-          <w:sz w:val="18"/>
-          <w:szCs w:val="18"/>
-        </w:rPr>
         <w:tab/>
       </w:r>
       <w:r>
         <w:rPr>
           <w:rFonts w:ascii="Avenir Next" w:hAnsi="Avenir Next" w:cs="Avenir Next" w:eastAsia="Avenir Next"/>
           <w:color w:val="1A1A1A"/>
+          <w:sz w:val="22"/>
+          <w:szCs w:val="21"/>
+        </w:rPr>
+        <w:t xml:space="preserve">Check: 3/8 × 8/3 = </w:t>
+      </w:r>
+      <w:r>
+        <w:rPr>
+          <w:rFonts w:ascii="Avenir Next" w:hAnsi="Avenir Next" w:cs="Avenir Next" w:eastAsia="Avenir Next"/>
+          <w:color w:val="1A1A1A"/>
           <w:sz w:val="21"/>
           <w:szCs w:val="21"/>
-        </w:rPr>
-        <w:t xml:space="preserve">Check: 3/8 × 8/3 = </w:t>
-      </w:r>
-      <w:r>
-        <w:rPr>
-          <w:rFonts w:ascii="Avenir Next" w:hAnsi="Avenir Next" w:cs="Avenir Next" w:eastAsia="Avenir Next"/>
-          <w:color w:val="1A1A1A"/>
-          <w:sz w:val="21"/>
-          <w:szCs w:val="21"/>
           <w:u w:val="single"/>
         </w:rPr>
         <w:t xml:space="preserve">                </w:t>
@@ -979,7 +988,7 @@
         <w:rPr>
           <w:rFonts w:ascii="Avenir Next" w:hAnsi="Avenir Next" w:cs="Avenir Next" w:eastAsia="Avenir Next"/>
           <w:color w:val="1A1A1A"/>
-          <w:sz w:val="21"/>
+          <w:sz w:val="22"/>
           <w:szCs w:val="21"/>
         </w:rPr>
         <w:t xml:space="preserve">/24 = 1</w:t>
@@ -1042,28 +1051,47 @@
           <w:rFonts w:ascii="Avenir Next" w:hAnsi="Avenir Next" w:cs="Avenir Next" w:eastAsia="Avenir Next"/>
           <w:b/>
           <w:color w:val="003A70"/>
+          <w:sz w:val="22"/>
+          <w:szCs w:val="18"/>
+        </w:rPr>
+        <w:t xml:space="preserve">Step 1</w:t>
+      </w:r>
+      <w:r>
+        <w:rPr>
+          <w:rFonts w:ascii="Avenir Next" w:hAnsi="Avenir Next" w:cs="Avenir Next" w:eastAsia="Avenir Next"/>
+          <w:color w:val="1A1A1A"/>
           <w:sz w:val="18"/>
           <w:szCs w:val="18"/>
         </w:rPr>
-        <w:t xml:space="preserve">Step 1</w:t>
-      </w:r>
-      <w:r>
-        <w:rPr>
-          <w:rFonts w:ascii="Avenir Next" w:hAnsi="Avenir Next" w:cs="Avenir Next" w:eastAsia="Avenir Next"/>
-          <w:color w:val="1A1A1A"/>
-          <w:sz w:val="18"/>
-          <w:szCs w:val="18"/>
-        </w:rPr>
         <w:tab/>
       </w:r>
       <w:r>
         <w:rPr>
           <w:rFonts w:ascii="Avenir Next" w:hAnsi="Avenir Next" w:cs="Avenir Next" w:eastAsia="Avenir Next"/>
           <w:color w:val="1A1A1A"/>
+          <w:sz w:val="22"/>
+          <w:szCs w:val="21"/>
+        </w:rPr>
+        <w:t xml:space="preserve">The top is </w:t>
+      </w:r>
+      <w:r>
+        <w:rPr>
+          <w:rFonts w:ascii="Avenir Next" w:hAnsi="Avenir Next" w:cs="Avenir Next" w:eastAsia="Avenir Next"/>
+          <w:color w:val="1A1A1A"/>
           <w:sz w:val="21"/>
           <w:szCs w:val="21"/>
-        </w:rPr>
-        <w:t xml:space="preserve">The top is </w:t>
+          <w:u w:val="single"/>
+        </w:rPr>
+        <w:t xml:space="preserve">                </w:t>
+      </w:r>
+      <w:r>
+        <w:rPr>
+          <w:rFonts w:ascii="Avenir Next" w:hAnsi="Avenir Next" w:cs="Avenir Next" w:eastAsia="Avenir Next"/>
+          <w:color w:val="1A1A1A"/>
+          <w:sz w:val="22"/>
+          <w:szCs w:val="21"/>
+        </w:rPr>
+        <w:t xml:space="preserve">. The bottom is </w:t>
       </w:r>
       <w:r>
         <w:rPr>
@@ -1079,26 +1107,7 @@
         <w:rPr>
           <w:rFonts w:ascii="Avenir Next" w:hAnsi="Avenir Next" w:cs="Avenir Next" w:eastAsia="Avenir Next"/>
           <w:color w:val="1A1A1A"/>
-          <w:sz w:val="21"/>
-          <w:szCs w:val="21"/>
-        </w:rPr>
-        <w:t xml:space="preserve">. The bottom is </w:t>
-      </w:r>
-      <w:r>
-        <w:rPr>
-          <w:rFonts w:ascii="Avenir Next" w:hAnsi="Avenir Next" w:cs="Avenir Next" w:eastAsia="Avenir Next"/>
-          <w:color w:val="1A1A1A"/>
-          <w:sz w:val="21"/>
-          <w:szCs w:val="21"/>
-          <w:u w:val="single"/>
-        </w:rPr>
-        <w:t xml:space="preserve">                </w:t>
-      </w:r>
-      <w:r>
-        <w:rPr>
-          <w:rFonts w:ascii="Avenir Next" w:hAnsi="Avenir Next" w:cs="Avenir Next" w:eastAsia="Avenir Next"/>
-          <w:color w:val="1A1A1A"/>
-          <w:sz w:val="21"/>
+          <w:sz w:val="22"/>
           <w:szCs w:val="21"/>
         </w:rPr>
         <w:t xml:space="preserve">.</w:t>
@@ -1118,35 +1127,35 @@
           <w:rFonts w:ascii="Avenir Next" w:hAnsi="Avenir Next" w:cs="Avenir Next" w:eastAsia="Avenir Next"/>
           <w:b/>
           <w:color w:val="003A70"/>
+          <w:sz w:val="22"/>
+          <w:szCs w:val="18"/>
+        </w:rPr>
+        <w:t xml:space="preserve">Step 2</w:t>
+      </w:r>
+      <w:r>
+        <w:rPr>
+          <w:rFonts w:ascii="Avenir Next" w:hAnsi="Avenir Next" w:cs="Avenir Next" w:eastAsia="Avenir Next"/>
+          <w:color w:val="1A1A1A"/>
           <w:sz w:val="18"/>
           <w:szCs w:val="18"/>
         </w:rPr>
-        <w:t xml:space="preserve">Step 2</w:t>
-      </w:r>
-      <w:r>
-        <w:rPr>
-          <w:rFonts w:ascii="Avenir Next" w:hAnsi="Avenir Next" w:cs="Avenir Next" w:eastAsia="Avenir Next"/>
-          <w:color w:val="1A1A1A"/>
-          <w:sz w:val="18"/>
-          <w:szCs w:val="18"/>
-        </w:rPr>
         <w:tab/>
       </w:r>
       <w:r>
         <w:rPr>
           <w:rFonts w:ascii="Avenir Next" w:hAnsi="Avenir Next" w:cs="Avenir Next" w:eastAsia="Avenir Next"/>
           <w:color w:val="1A1A1A"/>
+          <w:sz w:val="22"/>
+          <w:szCs w:val="21"/>
+        </w:rPr>
+        <w:t xml:space="preserve">Swap them: </w:t>
+      </w:r>
+      <w:r>
+        <w:rPr>
+          <w:rFonts w:ascii="Avenir Next" w:hAnsi="Avenir Next" w:cs="Avenir Next" w:eastAsia="Avenir Next"/>
+          <w:color w:val="1A1A1A"/>
           <w:sz w:val="21"/>
           <w:szCs w:val="21"/>
-        </w:rPr>
-        <w:t xml:space="preserve">Swap them: </w:t>
-      </w:r>
-      <w:r>
-        <w:rPr>
-          <w:rFonts w:ascii="Avenir Next" w:hAnsi="Avenir Next" w:cs="Avenir Next" w:eastAsia="Avenir Next"/>
-          <w:color w:val="1A1A1A"/>
-          <w:sz w:val="21"/>
-          <w:szCs w:val="21"/>
           <w:u w:val="single"/>
         </w:rPr>
         <w:t xml:space="preserve">                </w:t>
@@ -1155,7 +1164,7 @@
         <w:rPr>
           <w:rFonts w:ascii="Avenir Next" w:hAnsi="Avenir Next" w:cs="Avenir Next" w:eastAsia="Avenir Next"/>
           <w:color w:val="1A1A1A"/>
-          <w:sz w:val="21"/>
+          <w:sz w:val="22"/>
           <w:szCs w:val="21"/>
         </w:rPr>
         <w:t xml:space="preserve">/1 = </w:t>
@@ -1185,35 +1194,35 @@
           <w:rFonts w:ascii="Avenir Next" w:hAnsi="Avenir Next" w:cs="Avenir Next" w:eastAsia="Avenir Next"/>
           <w:b/>
           <w:color w:val="003A70"/>
+          <w:sz w:val="22"/>
+          <w:szCs w:val="18"/>
+        </w:rPr>
+        <w:t xml:space="preserve">Step 3</w:t>
+      </w:r>
+      <w:r>
+        <w:rPr>
+          <w:rFonts w:ascii="Avenir Next" w:hAnsi="Avenir Next" w:cs="Avenir Next" w:eastAsia="Avenir Next"/>
+          <w:color w:val="1A1A1A"/>
           <w:sz w:val="18"/>
           <w:szCs w:val="18"/>
         </w:rPr>
-        <w:t xml:space="preserve">Step 3</w:t>
-      </w:r>
-      <w:r>
-        <w:rPr>
-          <w:rFonts w:ascii="Avenir Next" w:hAnsi="Avenir Next" w:cs="Avenir Next" w:eastAsia="Avenir Next"/>
-          <w:color w:val="1A1A1A"/>
-          <w:sz w:val="18"/>
-          <w:szCs w:val="18"/>
-        </w:rPr>
         <w:tab/>
       </w:r>
       <w:r>
         <w:rPr>
           <w:rFonts w:ascii="Avenir Next" w:hAnsi="Avenir Next" w:cs="Avenir Next" w:eastAsia="Avenir Next"/>
           <w:color w:val="1A1A1A"/>
+          <w:sz w:val="22"/>
+          <w:szCs w:val="21"/>
+        </w:rPr>
+        <w:t xml:space="preserve">Check: 1/12 × 12 = </w:t>
+      </w:r>
+      <w:r>
+        <w:rPr>
+          <w:rFonts w:ascii="Avenir Next" w:hAnsi="Avenir Next" w:cs="Avenir Next" w:eastAsia="Avenir Next"/>
+          <w:color w:val="1A1A1A"/>
           <w:sz w:val="21"/>
           <w:szCs w:val="21"/>
-        </w:rPr>
-        <w:t xml:space="preserve">Check: 1/12 × 12 = </w:t>
-      </w:r>
-      <w:r>
-        <w:rPr>
-          <w:rFonts w:ascii="Avenir Next" w:hAnsi="Avenir Next" w:cs="Avenir Next" w:eastAsia="Avenir Next"/>
-          <w:color w:val="1A1A1A"/>
-          <w:sz w:val="21"/>
-          <w:szCs w:val="21"/>
           <w:u w:val="single"/>
         </w:rPr>
         <w:t xml:space="preserve">                </w:t>
@@ -1226,6 +1235,7 @@
     </w:p>
     <w:p>
       <w:pPr>
+        <w:pStyle w:val="Heading2"/>
         <w:keepNext/>
         <w:pBdr>
           <w:bottom w:val="single" w:sz="8" w:space="3" w:color="003A70"/>
@@ -1241,7 +1251,7 @@
           <w:b/>
           <w:color w:val="003A70"/>
           <w:spacing w:val="14"/>
-          <w:sz w:val="19"/>
+          <w:sz w:val="22"/>
           <w:szCs w:val="19"/>
         </w:rPr>
         <w:t xml:space="preserve">YOUR TURN</w:t>
@@ -1260,7 +1270,7 @@
           <w:rFonts w:ascii="Avenir Next" w:hAnsi="Avenir Next" w:cs="Avenir Next" w:eastAsia="Avenir Next"/>
           <w:i/>
           <w:color w:val="5A5F66"/>
-          <w:sz w:val="17"/>
+          <w:sz w:val="22"/>
           <w:szCs w:val="17"/>
         </w:rPr>
         <w:t xml:space="preserve">use the steps on your own</w:t>
@@ -1780,7 +1790,7 @@
           <w:caps/>
           <w:color w:val="003A70"/>
           <w:spacing w:val="12"/>
-          <w:sz w:val="19"/>
+          <w:sz w:val="22"/>
           <w:szCs w:val="19"/>
         </w:rPr>
         <w:t xml:space="preserve">Lesson 6-2  ·  Session 1  ·  Prerequisite Practice B  ·  Skill 2 of 2</w:t>
@@ -1788,6 +1798,7 @@
     </w:p>
     <w:p>
       <w:pPr>
+        <w:pStyle w:val="Heading1"/>
         <w:keepNext/>
         <w:spacing w:before="0" w:after="10" w:line="240" w:lineRule="auto"/>
       </w:pPr>
@@ -1813,7 +1824,7 @@
         <w:rPr>
           <w:rFonts w:ascii="Avenir Next" w:hAnsi="Avenir Next" w:cs="Avenir Next" w:eastAsia="Avenir Next"/>
           <w:color w:val="5A5F66"/>
-          <w:sz w:val="17"/>
+          <w:sz w:val="22"/>
           <w:szCs w:val="17"/>
         </w:rPr>
         <w:t xml:space="preserve">Builds on Lesson 6-1 · 6.NS.A.1</w:t>
@@ -1856,6 +1867,7 @@
           </w:tcPr>
           <w:p>
             <w:pPr>
+              <w:pStyle w:val="Heading2"/>
               <w:spacing w:before="0" w:after="0" w:line="252" w:lineRule="auto"/>
             </w:pPr>
             <w:r>
@@ -1885,7 +1897,7 @@
               <w:rPr>
                 <w:rFonts w:ascii="Avenir Next" w:hAnsi="Avenir Next" w:cs="Avenir Next" w:eastAsia="Avenir Next"/>
                 <w:color w:val="1A1A1A"/>
-                <w:sz w:val="20"/>
+                <w:sz w:val="22"/>
                 <w:szCs w:val="20"/>
               </w:rPr>
               <w:t xml:space="preserve">You will find 3/4 ÷ 1/12 to count bowls of soup.</w:t>
@@ -1905,6 +1917,7 @@
           </w:tcPr>
           <w:p>
             <w:pPr>
+              <w:pStyle w:val="Heading2"/>
               <w:spacing w:before="0" w:after="0" w:line="252" w:lineRule="auto"/>
             </w:pPr>
             <w:r>
@@ -1934,7 +1947,7 @@
               <w:rPr>
                 <w:rFonts w:ascii="Avenir Next" w:hAnsi="Avenir Next" w:cs="Avenir Next" w:eastAsia="Avenir Next"/>
                 <w:color w:val="1A1A1A"/>
-                <w:sz w:val="20"/>
+                <w:sz w:val="22"/>
                 <w:szCs w:val="20"/>
               </w:rPr>
               <w:t xml:space="preserve">Divide by a unit fraction with Keep, Change, Flip, like 3/4 ÷ 1/12.  </w:t>
@@ -1944,7 +1957,7 @@
                 <w:rFonts w:ascii="Avenir Next" w:hAnsi="Avenir Next" w:cs="Avenir Next" w:eastAsia="Avenir Next"/>
                 <w:b/>
                 <w:color w:val="1A1A1A"/>
-                <w:sz w:val="20"/>
+                <w:sz w:val="22"/>
                 <w:szCs w:val="20"/>
               </w:rPr>
               <w:t xml:space="preserve">You will use it in Practice Form A, problems 2 and 3.</w:t>
@@ -1955,6 +1968,7 @@
     </w:tbl>
     <w:p>
       <w:pPr>
+        <w:pStyle w:val="Heading2"/>
         <w:keepNext/>
         <w:pBdr>
           <w:bottom w:val="single" w:sz="8" w:space="3" w:color="003A70"/>
@@ -1970,7 +1984,7 @@
           <w:b/>
           <w:color w:val="003A70"/>
           <w:spacing w:val="14"/>
-          <w:sz w:val="19"/>
+          <w:sz w:val="22"/>
           <w:szCs w:val="19"/>
         </w:rPr>
         <w:t xml:space="preserve">STEPS TO FOLLOW</w:t>
@@ -1989,7 +2003,7 @@
           <w:rFonts w:ascii="Avenir Next" w:hAnsi="Avenir Next" w:cs="Avenir Next" w:eastAsia="Avenir Next"/>
           <w:i/>
           <w:color w:val="5A5F66"/>
-          <w:sz w:val="17"/>
+          <w:sz w:val="22"/>
           <w:szCs w:val="17"/>
         </w:rPr>
         <w:t xml:space="preserve">use these same steps on every problem</w:t>
@@ -2031,6 +2045,7 @@
           </w:tcPr>
           <w:p>
             <w:pPr>
+              <w:pStyle w:val="Heading1"/>
               <w:spacing w:before="0" w:after="0" w:line="240" w:lineRule="auto"/>
               <w:jc w:val="center"/>
             </w:pPr>
@@ -2060,7 +2075,7 @@
                 <w:rFonts w:ascii="Avenir Next" w:hAnsi="Avenir Next" w:cs="Avenir Next" w:eastAsia="Avenir Next"/>
                 <w:b/>
                 <w:color w:val="1A1A1A"/>
-                <w:sz w:val="21"/>
+                <w:sz w:val="22"/>
                 <w:szCs w:val="21"/>
               </w:rPr>
               <w:t xml:space="preserve">Keep</w:t>
@@ -2069,7 +2084,7 @@
               <w:rPr>
                 <w:rFonts w:ascii="Avenir Next" w:hAnsi="Avenir Next" w:cs="Avenir Next" w:eastAsia="Avenir Next"/>
                 <w:color w:val="1A1A1A"/>
-                <w:sz w:val="21"/>
+                <w:sz w:val="22"/>
                 <w:szCs w:val="21"/>
               </w:rPr>
               <w:t xml:space="preserve"> the first fraction.</w:t>
@@ -2088,6 +2103,7 @@
           </w:tcPr>
           <w:p>
             <w:pPr>
+              <w:pStyle w:val="Heading1"/>
               <w:spacing w:before="0" w:after="0" w:line="240" w:lineRule="auto"/>
               <w:jc w:val="center"/>
             </w:pPr>
@@ -2117,7 +2133,7 @@
                 <w:rFonts w:ascii="Avenir Next" w:hAnsi="Avenir Next" w:cs="Avenir Next" w:eastAsia="Avenir Next"/>
                 <w:b/>
                 <w:color w:val="1A1A1A"/>
-                <w:sz w:val="21"/>
+                <w:sz w:val="22"/>
                 <w:szCs w:val="21"/>
               </w:rPr>
               <w:t xml:space="preserve">Change</w:t>
@@ -2126,7 +2142,7 @@
               <w:rPr>
                 <w:rFonts w:ascii="Avenir Next" w:hAnsi="Avenir Next" w:cs="Avenir Next" w:eastAsia="Avenir Next"/>
                 <w:color w:val="1A1A1A"/>
-                <w:sz w:val="21"/>
+                <w:sz w:val="22"/>
                 <w:szCs w:val="21"/>
               </w:rPr>
               <w:t xml:space="preserve"> ÷ to × and flip the second fraction.</w:t>
@@ -2145,6 +2161,7 @@
           </w:tcPr>
           <w:p>
             <w:pPr>
+              <w:pStyle w:val="Heading1"/>
               <w:spacing w:before="0" w:after="0" w:line="240" w:lineRule="auto"/>
               <w:jc w:val="center"/>
             </w:pPr>
@@ -2174,7 +2191,7 @@
                 <w:rFonts w:ascii="Avenir Next" w:hAnsi="Avenir Next" w:cs="Avenir Next" w:eastAsia="Avenir Next"/>
                 <w:b/>
                 <w:color w:val="1A1A1A"/>
-                <w:sz w:val="21"/>
+                <w:sz w:val="22"/>
                 <w:szCs w:val="21"/>
               </w:rPr>
               <w:t xml:space="preserve">Multiply</w:t>
@@ -2183,7 +2200,7 @@
               <w:rPr>
                 <w:rFonts w:ascii="Avenir Next" w:hAnsi="Avenir Next" w:cs="Avenir Next" w:eastAsia="Avenir Next"/>
                 <w:color w:val="1A1A1A"/>
-                <w:sz w:val="21"/>
+                <w:sz w:val="22"/>
                 <w:szCs w:val="21"/>
               </w:rPr>
               <w:t xml:space="preserve">. Then simplify.</w:t>
@@ -2194,6 +2211,7 @@
     </w:tbl>
     <w:p>
       <w:pPr>
+        <w:pStyle w:val="Heading2"/>
         <w:keepNext/>
         <w:pBdr>
           <w:bottom w:val="single" w:sz="8" w:space="3" w:color="003A70"/>
@@ -2209,7 +2227,7 @@
           <w:b/>
           <w:color w:val="003A70"/>
           <w:spacing w:val="14"/>
-          <w:sz w:val="19"/>
+          <w:sz w:val="22"/>
           <w:szCs w:val="19"/>
         </w:rPr>
         <w:t xml:space="preserve">WATCH ME</w:t>
@@ -2228,7 +2246,7 @@
           <w:rFonts w:ascii="Avenir Next" w:hAnsi="Avenir Next" w:cs="Avenir Next" w:eastAsia="Avenir Next"/>
           <w:i/>
           <w:color w:val="5A5F66"/>
-          <w:sz w:val="17"/>
+          <w:sz w:val="22"/>
           <w:szCs w:val="17"/>
         </w:rPr>
         <w:t xml:space="preserve">the steps in action</w:t>
@@ -2243,7 +2261,7 @@
           <w:rFonts w:ascii="Avenir Next" w:hAnsi="Avenir Next" w:cs="Avenir Next" w:eastAsia="Avenir Next"/>
           <w:b/>
           <w:color w:val="1A1A1A"/>
-          <w:sz w:val="21"/>
+          <w:sz w:val="22"/>
           <w:szCs w:val="21"/>
         </w:rPr>
         <w:t xml:space="preserve">Find 3/4 ÷ 1/12.</w:t>
@@ -2262,25 +2280,25 @@
           <w:rFonts w:ascii="Avenir Next" w:hAnsi="Avenir Next" w:cs="Avenir Next" w:eastAsia="Avenir Next"/>
           <w:b/>
           <w:color w:val="003A70"/>
+          <w:sz w:val="22"/>
+          <w:szCs w:val="19"/>
+        </w:rPr>
+        <w:t xml:space="preserve">Step 1</w:t>
+      </w:r>
+      <w:r>
+        <w:rPr>
+          <w:rFonts w:ascii="Avenir Next" w:hAnsi="Avenir Next" w:cs="Avenir Next" w:eastAsia="Avenir Next"/>
+          <w:color w:val="1A1A1A"/>
           <w:sz w:val="19"/>
           <w:szCs w:val="19"/>
         </w:rPr>
-        <w:t xml:space="preserve">Step 1</w:t>
-      </w:r>
-      <w:r>
-        <w:rPr>
-          <w:rFonts w:ascii="Avenir Next" w:hAnsi="Avenir Next" w:cs="Avenir Next" w:eastAsia="Avenir Next"/>
-          <w:color w:val="1A1A1A"/>
-          <w:sz w:val="19"/>
-          <w:szCs w:val="19"/>
-        </w:rPr>
         <w:tab/>
       </w:r>
       <w:r>
         <w:rPr>
           <w:rFonts w:ascii="Avenir Next" w:hAnsi="Avenir Next" w:cs="Avenir Next" w:eastAsia="Avenir Next"/>
           <w:color w:val="1A1A1A"/>
-          <w:sz w:val="21"/>
+          <w:sz w:val="22"/>
           <w:szCs w:val="21"/>
         </w:rPr>
         <w:t xml:space="preserve">Keep 3/4.</w:t>
@@ -2299,25 +2317,25 @@
           <w:rFonts w:ascii="Avenir Next" w:hAnsi="Avenir Next" w:cs="Avenir Next" w:eastAsia="Avenir Next"/>
           <w:b/>
           <w:color w:val="003A70"/>
+          <w:sz w:val="22"/>
+          <w:szCs w:val="19"/>
+        </w:rPr>
+        <w:t xml:space="preserve">Step 2</w:t>
+      </w:r>
+      <w:r>
+        <w:rPr>
+          <w:rFonts w:ascii="Avenir Next" w:hAnsi="Avenir Next" w:cs="Avenir Next" w:eastAsia="Avenir Next"/>
+          <w:color w:val="1A1A1A"/>
           <w:sz w:val="19"/>
           <w:szCs w:val="19"/>
         </w:rPr>
-        <w:t xml:space="preserve">Step 2</w:t>
-      </w:r>
-      <w:r>
-        <w:rPr>
-          <w:rFonts w:ascii="Avenir Next" w:hAnsi="Avenir Next" w:cs="Avenir Next" w:eastAsia="Avenir Next"/>
-          <w:color w:val="1A1A1A"/>
-          <w:sz w:val="19"/>
-          <w:szCs w:val="19"/>
-        </w:rPr>
         <w:tab/>
       </w:r>
       <w:r>
         <w:rPr>
           <w:rFonts w:ascii="Avenir Next" w:hAnsi="Avenir Next" w:cs="Avenir Next" w:eastAsia="Avenir Next"/>
           <w:color w:val="1A1A1A"/>
-          <w:sz w:val="21"/>
+          <w:sz w:val="22"/>
           <w:szCs w:val="21"/>
         </w:rPr>
         <w:t xml:space="preserve">Change to ×. Flip 1/12 to 12.</w:t>
@@ -2336,25 +2354,25 @@
           <w:rFonts w:ascii="Avenir Next" w:hAnsi="Avenir Next" w:cs="Avenir Next" w:eastAsia="Avenir Next"/>
           <w:b/>
           <w:color w:val="003A70"/>
+          <w:sz w:val="22"/>
+          <w:szCs w:val="19"/>
+        </w:rPr>
+        <w:t xml:space="preserve">Step 3</w:t>
+      </w:r>
+      <w:r>
+        <w:rPr>
+          <w:rFonts w:ascii="Avenir Next" w:hAnsi="Avenir Next" w:cs="Avenir Next" w:eastAsia="Avenir Next"/>
+          <w:color w:val="1A1A1A"/>
           <w:sz w:val="19"/>
           <w:szCs w:val="19"/>
         </w:rPr>
-        <w:t xml:space="preserve">Step 3</w:t>
-      </w:r>
-      <w:r>
-        <w:rPr>
-          <w:rFonts w:ascii="Avenir Next" w:hAnsi="Avenir Next" w:cs="Avenir Next" w:eastAsia="Avenir Next"/>
-          <w:color w:val="1A1A1A"/>
-          <w:sz w:val="19"/>
-          <w:szCs w:val="19"/>
-        </w:rPr>
         <w:tab/>
       </w:r>
       <w:r>
         <w:rPr>
           <w:rFonts w:ascii="Avenir Next" w:hAnsi="Avenir Next" w:cs="Avenir Next" w:eastAsia="Avenir Next"/>
           <w:color w:val="1A1A1A"/>
-          <w:sz w:val="21"/>
+          <w:sz w:val="22"/>
           <w:szCs w:val="21"/>
         </w:rPr>
         <w:t xml:space="preserve">3/4 × 12 = 36/4 = 9.</w:t>
@@ -2373,18 +2391,18 @@
           <w:rFonts w:ascii="Avenir Next" w:hAnsi="Avenir Next" w:cs="Avenir Next" w:eastAsia="Avenir Next"/>
           <w:b/>
           <w:color w:val="1A1A1A"/>
+          <w:sz w:val="22"/>
+          <w:szCs w:val="21"/>
+        </w:rPr>
+        <w:t xml:space="preserve">Answer</w:t>
+      </w:r>
+      <w:r>
+        <w:rPr>
+          <w:rFonts w:ascii="Avenir Next" w:hAnsi="Avenir Next" w:cs="Avenir Next" w:eastAsia="Avenir Next"/>
+          <w:color w:val="1A1A1A"/>
           <w:sz w:val="21"/>
           <w:szCs w:val="21"/>
         </w:rPr>
-        <w:t xml:space="preserve">Answer</w:t>
-      </w:r>
-      <w:r>
-        <w:rPr>
-          <w:rFonts w:ascii="Avenir Next" w:hAnsi="Avenir Next" w:cs="Avenir Next" w:eastAsia="Avenir Next"/>
-          <w:color w:val="1A1A1A"/>
-          <w:sz w:val="21"/>
-          <w:szCs w:val="21"/>
-        </w:rPr>
         <w:tab/>
       </w:r>
       <w:r>
@@ -2392,7 +2410,7 @@
           <w:rFonts w:ascii="Avenir Next" w:hAnsi="Avenir Next" w:cs="Avenir Next" w:eastAsia="Avenir Next"/>
           <w:b/>
           <w:color w:val="1A1A1A"/>
-          <w:sz w:val="21"/>
+          <w:sz w:val="22"/>
           <w:szCs w:val="21"/>
         </w:rPr>
         <w:t xml:space="preserve">9</w:t>
@@ -2400,6 +2418,7 @@
     </w:p>
     <w:p>
       <w:pPr>
+        <w:pStyle w:val="Heading2"/>
         <w:keepNext/>
         <w:pBdr>
           <w:bottom w:val="single" w:sz="8" w:space="3" w:color="003A70"/>
@@ -2415,7 +2434,7 @@
           <w:b/>
           <w:color w:val="003A70"/>
           <w:spacing w:val="14"/>
-          <w:sz w:val="19"/>
+          <w:sz w:val="22"/>
           <w:szCs w:val="19"/>
         </w:rPr>
         <w:t xml:space="preserve">TRY IT WITH HELP</w:t>
@@ -2434,7 +2453,7 @@
           <w:rFonts w:ascii="Avenir Next" w:hAnsi="Avenir Next" w:cs="Avenir Next" w:eastAsia="Avenir Next"/>
           <w:i/>
           <w:color w:val="5A5F66"/>
-          <w:sz w:val="17"/>
+          <w:sz w:val="22"/>
           <w:szCs w:val="17"/>
         </w:rPr>
         <w:t xml:space="preserve">fill in each step</w:t>
@@ -2492,25 +2511,25 @@
           <w:rFonts w:ascii="Avenir Next" w:hAnsi="Avenir Next" w:cs="Avenir Next" w:eastAsia="Avenir Next"/>
           <w:b/>
           <w:color w:val="003A70"/>
+          <w:sz w:val="22"/>
+          <w:szCs w:val="18"/>
+        </w:rPr>
+        <w:t xml:space="preserve">Step 1</w:t>
+      </w:r>
+      <w:r>
+        <w:rPr>
+          <w:rFonts w:ascii="Avenir Next" w:hAnsi="Avenir Next" w:cs="Avenir Next" w:eastAsia="Avenir Next"/>
+          <w:color w:val="1A1A1A"/>
           <w:sz w:val="18"/>
           <w:szCs w:val="18"/>
         </w:rPr>
-        <w:t xml:space="preserve">Step 1</w:t>
-      </w:r>
-      <w:r>
-        <w:rPr>
-          <w:rFonts w:ascii="Avenir Next" w:hAnsi="Avenir Next" w:cs="Avenir Next" w:eastAsia="Avenir Next"/>
-          <w:color w:val="1A1A1A"/>
-          <w:sz w:val="18"/>
-          <w:szCs w:val="18"/>
-        </w:rPr>
         <w:tab/>
       </w:r>
       <w:r>
         <w:rPr>
           <w:rFonts w:ascii="Avenir Next" w:hAnsi="Avenir Next" w:cs="Avenir Next" w:eastAsia="Avenir Next"/>
           <w:color w:val="1A1A1A"/>
-          <w:sz w:val="21"/>
+          <w:sz w:val="22"/>
           <w:szCs w:val="21"/>
         </w:rPr>
         <w:t xml:space="preserve">Keep </w:t>
@@ -2540,25 +2559,25 @@
           <w:rFonts w:ascii="Avenir Next" w:hAnsi="Avenir Next" w:cs="Avenir Next" w:eastAsia="Avenir Next"/>
           <w:b/>
           <w:color w:val="003A70"/>
+          <w:sz w:val="22"/>
+          <w:szCs w:val="18"/>
+        </w:rPr>
+        <w:t xml:space="preserve">Step 2</w:t>
+      </w:r>
+      <w:r>
+        <w:rPr>
+          <w:rFonts w:ascii="Avenir Next" w:hAnsi="Avenir Next" w:cs="Avenir Next" w:eastAsia="Avenir Next"/>
+          <w:color w:val="1A1A1A"/>
           <w:sz w:val="18"/>
           <w:szCs w:val="18"/>
         </w:rPr>
-        <w:t xml:space="preserve">Step 2</w:t>
-      </w:r>
-      <w:r>
-        <w:rPr>
-          <w:rFonts w:ascii="Avenir Next" w:hAnsi="Avenir Next" w:cs="Avenir Next" w:eastAsia="Avenir Next"/>
-          <w:color w:val="1A1A1A"/>
-          <w:sz w:val="18"/>
-          <w:szCs w:val="18"/>
-        </w:rPr>
         <w:tab/>
       </w:r>
       <w:r>
         <w:rPr>
           <w:rFonts w:ascii="Avenir Next" w:hAnsi="Avenir Next" w:cs="Avenir Next" w:eastAsia="Avenir Next"/>
           <w:color w:val="1A1A1A"/>
-          <w:sz w:val="21"/>
+          <w:sz w:val="22"/>
           <w:szCs w:val="21"/>
         </w:rPr>
         <w:t xml:space="preserve">Change to ×. Flip 1/6 to </w:t>
@@ -2588,35 +2607,35 @@
           <w:rFonts w:ascii="Avenir Next" w:hAnsi="Avenir Next" w:cs="Avenir Next" w:eastAsia="Avenir Next"/>
           <w:b/>
           <w:color w:val="003A70"/>
+          <w:sz w:val="22"/>
+          <w:szCs w:val="18"/>
+        </w:rPr>
+        <w:t xml:space="preserve">Step 3</w:t>
+      </w:r>
+      <w:r>
+        <w:rPr>
+          <w:rFonts w:ascii="Avenir Next" w:hAnsi="Avenir Next" w:cs="Avenir Next" w:eastAsia="Avenir Next"/>
+          <w:color w:val="1A1A1A"/>
           <w:sz w:val="18"/>
           <w:szCs w:val="18"/>
         </w:rPr>
-        <w:t xml:space="preserve">Step 3</w:t>
-      </w:r>
-      <w:r>
-        <w:rPr>
-          <w:rFonts w:ascii="Avenir Next" w:hAnsi="Avenir Next" w:cs="Avenir Next" w:eastAsia="Avenir Next"/>
-          <w:color w:val="1A1A1A"/>
-          <w:sz w:val="18"/>
-          <w:szCs w:val="18"/>
-        </w:rPr>
         <w:tab/>
       </w:r>
       <w:r>
         <w:rPr>
           <w:rFonts w:ascii="Avenir Next" w:hAnsi="Avenir Next" w:cs="Avenir Next" w:eastAsia="Avenir Next"/>
           <w:color w:val="1A1A1A"/>
+          <w:sz w:val="22"/>
+          <w:szCs w:val="21"/>
+        </w:rPr>
+        <w:t xml:space="preserve">1/2 × 6 = </w:t>
+      </w:r>
+      <w:r>
+        <w:rPr>
+          <w:rFonts w:ascii="Avenir Next" w:hAnsi="Avenir Next" w:cs="Avenir Next" w:eastAsia="Avenir Next"/>
+          <w:color w:val="1A1A1A"/>
           <w:sz w:val="21"/>
           <w:szCs w:val="21"/>
-        </w:rPr>
-        <w:t xml:space="preserve">1/2 × 6 = </w:t>
-      </w:r>
-      <w:r>
-        <w:rPr>
-          <w:rFonts w:ascii="Avenir Next" w:hAnsi="Avenir Next" w:cs="Avenir Next" w:eastAsia="Avenir Next"/>
-          <w:color w:val="1A1A1A"/>
-          <w:sz w:val="21"/>
-          <w:szCs w:val="21"/>
           <w:u w:val="single"/>
         </w:rPr>
         <w:t xml:space="preserve">                </w:t>
@@ -2625,7 +2644,7 @@
         <w:rPr>
           <w:rFonts w:ascii="Avenir Next" w:hAnsi="Avenir Next" w:cs="Avenir Next" w:eastAsia="Avenir Next"/>
           <w:color w:val="1A1A1A"/>
-          <w:sz w:val="21"/>
+          <w:sz w:val="22"/>
           <w:szCs w:val="21"/>
         </w:rPr>
         <w:t xml:space="preserve">/2 = </w:t>
@@ -2698,25 +2717,25 @@
           <w:rFonts w:ascii="Avenir Next" w:hAnsi="Avenir Next" w:cs="Avenir Next" w:eastAsia="Avenir Next"/>
           <w:b/>
           <w:color w:val="003A70"/>
+          <w:sz w:val="22"/>
+          <w:szCs w:val="18"/>
+        </w:rPr>
+        <w:t xml:space="preserve">Step 1</w:t>
+      </w:r>
+      <w:r>
+        <w:rPr>
+          <w:rFonts w:ascii="Avenir Next" w:hAnsi="Avenir Next" w:cs="Avenir Next" w:eastAsia="Avenir Next"/>
+          <w:color w:val="1A1A1A"/>
           <w:sz w:val="18"/>
           <w:szCs w:val="18"/>
         </w:rPr>
-        <w:t xml:space="preserve">Step 1</w:t>
-      </w:r>
-      <w:r>
-        <w:rPr>
-          <w:rFonts w:ascii="Avenir Next" w:hAnsi="Avenir Next" w:cs="Avenir Next" w:eastAsia="Avenir Next"/>
-          <w:color w:val="1A1A1A"/>
-          <w:sz w:val="18"/>
-          <w:szCs w:val="18"/>
-        </w:rPr>
         <w:tab/>
       </w:r>
       <w:r>
         <w:rPr>
           <w:rFonts w:ascii="Avenir Next" w:hAnsi="Avenir Next" w:cs="Avenir Next" w:eastAsia="Avenir Next"/>
           <w:color w:val="1A1A1A"/>
-          <w:sz w:val="21"/>
+          <w:sz w:val="22"/>
           <w:szCs w:val="21"/>
         </w:rPr>
         <w:t xml:space="preserve">Keep </w:t>
@@ -2746,25 +2765,25 @@
           <w:rFonts w:ascii="Avenir Next" w:hAnsi="Avenir Next" w:cs="Avenir Next" w:eastAsia="Avenir Next"/>
           <w:b/>
           <w:color w:val="003A70"/>
+          <w:sz w:val="22"/>
+          <w:szCs w:val="18"/>
+        </w:rPr>
+        <w:t xml:space="preserve">Step 2</w:t>
+      </w:r>
+      <w:r>
+        <w:rPr>
+          <w:rFonts w:ascii="Avenir Next" w:hAnsi="Avenir Next" w:cs="Avenir Next" w:eastAsia="Avenir Next"/>
+          <w:color w:val="1A1A1A"/>
           <w:sz w:val="18"/>
           <w:szCs w:val="18"/>
         </w:rPr>
-        <w:t xml:space="preserve">Step 2</w:t>
-      </w:r>
-      <w:r>
-        <w:rPr>
-          <w:rFonts w:ascii="Avenir Next" w:hAnsi="Avenir Next" w:cs="Avenir Next" w:eastAsia="Avenir Next"/>
-          <w:color w:val="1A1A1A"/>
-          <w:sz w:val="18"/>
-          <w:szCs w:val="18"/>
-        </w:rPr>
         <w:tab/>
       </w:r>
       <w:r>
         <w:rPr>
           <w:rFonts w:ascii="Avenir Next" w:hAnsi="Avenir Next" w:cs="Avenir Next" w:eastAsia="Avenir Next"/>
           <w:color w:val="1A1A1A"/>
-          <w:sz w:val="21"/>
+          <w:sz w:val="22"/>
           <w:szCs w:val="21"/>
         </w:rPr>
         <w:t xml:space="preserve">Change to ×. Flip 1/9 to </w:t>
@@ -2794,28 +2813,47 @@
           <w:rFonts w:ascii="Avenir Next" w:hAnsi="Avenir Next" w:cs="Avenir Next" w:eastAsia="Avenir Next"/>
           <w:b/>
           <w:color w:val="003A70"/>
+          <w:sz w:val="22"/>
+          <w:szCs w:val="18"/>
+        </w:rPr>
+        <w:t xml:space="preserve">Step 3</w:t>
+      </w:r>
+      <w:r>
+        <w:rPr>
+          <w:rFonts w:ascii="Avenir Next" w:hAnsi="Avenir Next" w:cs="Avenir Next" w:eastAsia="Avenir Next"/>
+          <w:color w:val="1A1A1A"/>
           <w:sz w:val="18"/>
           <w:szCs w:val="18"/>
         </w:rPr>
-        <w:t xml:space="preserve">Step 3</w:t>
-      </w:r>
-      <w:r>
-        <w:rPr>
-          <w:rFonts w:ascii="Avenir Next" w:hAnsi="Avenir Next" w:cs="Avenir Next" w:eastAsia="Avenir Next"/>
-          <w:color w:val="1A1A1A"/>
-          <w:sz w:val="18"/>
-          <w:szCs w:val="18"/>
-        </w:rPr>
         <w:tab/>
       </w:r>
       <w:r>
         <w:rPr>
           <w:rFonts w:ascii="Avenir Next" w:hAnsi="Avenir Next" w:cs="Avenir Next" w:eastAsia="Avenir Next"/>
           <w:color w:val="1A1A1A"/>
+          <w:sz w:val="22"/>
+          <w:szCs w:val="21"/>
+        </w:rPr>
+        <w:t xml:space="preserve">2/3 × 9 = </w:t>
+      </w:r>
+      <w:r>
+        <w:rPr>
+          <w:rFonts w:ascii="Avenir Next" w:hAnsi="Avenir Next" w:cs="Avenir Next" w:eastAsia="Avenir Next"/>
+          <w:color w:val="1A1A1A"/>
           <w:sz w:val="21"/>
           <w:szCs w:val="21"/>
-        </w:rPr>
-        <w:t xml:space="preserve">2/3 × 9 = </w:t>
+          <w:u w:val="single"/>
+        </w:rPr>
+        <w:t xml:space="preserve">                </w:t>
+      </w:r>
+      <w:r>
+        <w:rPr>
+          <w:rFonts w:ascii="Avenir Next" w:hAnsi="Avenir Next" w:cs="Avenir Next" w:eastAsia="Avenir Next"/>
+          <w:color w:val="1A1A1A"/>
+          <w:sz w:val="22"/>
+          <w:szCs w:val="21"/>
+        </w:rPr>
+        <w:t xml:space="preserve">/3 = </w:t>
       </w:r>
       <w:r>
         <w:rPr>
@@ -2827,25 +2865,6 @@
         </w:rPr>
         <w:t xml:space="preserve">                </w:t>
       </w:r>
-      <w:r>
-        <w:rPr>
-          <w:rFonts w:ascii="Avenir Next" w:hAnsi="Avenir Next" w:cs="Avenir Next" w:eastAsia="Avenir Next"/>
-          <w:color w:val="1A1A1A"/>
-          <w:sz w:val="21"/>
-          <w:szCs w:val="21"/>
-        </w:rPr>
-        <w:t xml:space="preserve">/3 = </w:t>
-      </w:r>
-      <w:r>
-        <w:rPr>
-          <w:rFonts w:ascii="Avenir Next" w:hAnsi="Avenir Next" w:cs="Avenir Next" w:eastAsia="Avenir Next"/>
-          <w:color w:val="1A1A1A"/>
-          <w:sz w:val="21"/>
-          <w:szCs w:val="21"/>
-          <w:u w:val="single"/>
-        </w:rPr>
-        <w:t xml:space="preserve">                </w:t>
-      </w:r>
     </w:p>
     <w:p>
       <w:pPr>
@@ -2854,6 +2873,7 @@
     </w:p>
     <w:p>
       <w:pPr>
+        <w:pStyle w:val="Heading2"/>
         <w:keepNext/>
         <w:pBdr>
           <w:bottom w:val="single" w:sz="8" w:space="3" w:color="003A70"/>
@@ -2869,7 +2889,7 @@
           <w:b/>
           <w:color w:val="003A70"/>
           <w:spacing w:val="14"/>
-          <w:sz w:val="19"/>
+          <w:sz w:val="22"/>
           <w:szCs w:val="19"/>
         </w:rPr>
         <w:t xml:space="preserve">YOUR TURN</w:t>
@@ -2888,7 +2908,7 @@
           <w:rFonts w:ascii="Avenir Next" w:hAnsi="Avenir Next" w:cs="Avenir Next" w:eastAsia="Avenir Next"/>
           <w:i/>
           <w:color w:val="5A5F66"/>
-          <w:sz w:val="17"/>
+          <w:sz w:val="22"/>
           <w:szCs w:val="17"/>
         </w:rPr>
         <w:t xml:space="preserve">use the steps on your own</w:t>
@@ -3397,6 +3417,7 @@
     </w:p>
     <w:p>
       <w:pPr>
+        <w:pStyle w:val="Heading2"/>
         <w:keepNext/>
         <w:pBdr>
           <w:bottom w:val="single" w:sz="8" w:space="3" w:color="003A70"/>
@@ -3412,7 +3433,7 @@
           <w:b/>
           <w:color w:val="003A70"/>
           <w:spacing w:val="14"/>
-          <w:sz w:val="19"/>
+          <w:sz w:val="22"/>
           <w:szCs w:val="19"/>
         </w:rPr>
         <w:t xml:space="preserve">READY CHECK</w:t>
@@ -3431,7 +3452,7 @@
           <w:rFonts w:ascii="Avenir Next" w:hAnsi="Avenir Next" w:cs="Avenir Next" w:eastAsia="Avenir Next"/>
           <w:i/>
           <w:color w:val="5A5F66"/>
-          <w:sz w:val="17"/>
+          <w:sz w:val="22"/>
           <w:szCs w:val="17"/>
         </w:rPr>
         <w:t xml:space="preserve">a problem like the one in today’s lesson</w:t>
@@ -3563,25 +3584,25 @@
                       <w:rFonts w:ascii="Avenir Next" w:hAnsi="Avenir Next" w:cs="Avenir Next" w:eastAsia="Avenir Next"/>
                       <w:b/>
                       <w:color w:val="003A70"/>
+                      <w:sz w:val="22"/>
+                      <w:szCs w:val="21"/>
+                    </w:rPr>
+                    <w:t xml:space="preserve">A</w:t>
+                  </w:r>
+                  <w:r>
+                    <w:rPr>
+                      <w:rFonts w:ascii="Avenir Next" w:hAnsi="Avenir Next" w:cs="Avenir Next" w:eastAsia="Avenir Next"/>
+                      <w:color w:val="1A1A1A"/>
                       <w:sz w:val="21"/>
                       <w:szCs w:val="21"/>
                     </w:rPr>
-                    <w:t xml:space="preserve">A</w:t>
-                  </w:r>
-                  <w:r>
-                    <w:rPr>
-                      <w:rFonts w:ascii="Avenir Next" w:hAnsi="Avenir Next" w:cs="Avenir Next" w:eastAsia="Avenir Next"/>
-                      <w:color w:val="1A1A1A"/>
-                      <w:sz w:val="21"/>
-                      <w:szCs w:val="21"/>
-                    </w:rPr>
                     <w:tab/>
                   </w:r>
                   <w:r>
                     <w:rPr>
                       <w:rFonts w:ascii="Avenir Next" w:hAnsi="Avenir Next" w:cs="Avenir Next" w:eastAsia="Avenir Next"/>
                       <w:color w:val="1A1A1A"/>
-                      <w:sz w:val="21"/>
+                      <w:sz w:val="22"/>
                       <w:szCs w:val="21"/>
                     </w:rPr>
                     <w:t xml:space="preserve">4</w:t>
@@ -3606,25 +3627,25 @@
                       <w:rFonts w:ascii="Avenir Next" w:hAnsi="Avenir Next" w:cs="Avenir Next" w:eastAsia="Avenir Next"/>
                       <w:b/>
                       <w:color w:val="003A70"/>
+                      <w:sz w:val="22"/>
+                      <w:szCs w:val="21"/>
+                    </w:rPr>
+                    <w:t xml:space="preserve">B</w:t>
+                  </w:r>
+                  <w:r>
+                    <w:rPr>
+                      <w:rFonts w:ascii="Avenir Next" w:hAnsi="Avenir Next" w:cs="Avenir Next" w:eastAsia="Avenir Next"/>
+                      <w:color w:val="1A1A1A"/>
                       <w:sz w:val="21"/>
                       <w:szCs w:val="21"/>
                     </w:rPr>
-                    <w:t xml:space="preserve">B</w:t>
-                  </w:r>
-                  <w:r>
-                    <w:rPr>
-                      <w:rFonts w:ascii="Avenir Next" w:hAnsi="Avenir Next" w:cs="Avenir Next" w:eastAsia="Avenir Next"/>
-                      <w:color w:val="1A1A1A"/>
-                      <w:sz w:val="21"/>
-                      <w:szCs w:val="21"/>
-                    </w:rPr>
                     <w:tab/>
                   </w:r>
                   <w:r>
                     <w:rPr>
                       <w:rFonts w:ascii="Avenir Next" w:hAnsi="Avenir Next" w:cs="Avenir Next" w:eastAsia="Avenir Next"/>
                       <w:color w:val="1A1A1A"/>
-                      <w:sz w:val="21"/>
+                      <w:sz w:val="22"/>
                       <w:szCs w:val="21"/>
                     </w:rPr>
                     <w:t xml:space="preserve">1/9</w:t>
@@ -3649,25 +3670,25 @@
                       <w:rFonts w:ascii="Avenir Next" w:hAnsi="Avenir Next" w:cs="Avenir Next" w:eastAsia="Avenir Next"/>
                       <w:b/>
                       <w:color w:val="003A70"/>
+                      <w:sz w:val="22"/>
+                      <w:szCs w:val="21"/>
+                    </w:rPr>
+                    <w:t xml:space="preserve">C</w:t>
+                  </w:r>
+                  <w:r>
+                    <w:rPr>
+                      <w:rFonts w:ascii="Avenir Next" w:hAnsi="Avenir Next" w:cs="Avenir Next" w:eastAsia="Avenir Next"/>
+                      <w:color w:val="1A1A1A"/>
                       <w:sz w:val="21"/>
                       <w:szCs w:val="21"/>
                     </w:rPr>
-                    <w:t xml:space="preserve">C</w:t>
-                  </w:r>
-                  <w:r>
-                    <w:rPr>
-                      <w:rFonts w:ascii="Avenir Next" w:hAnsi="Avenir Next" w:cs="Avenir Next" w:eastAsia="Avenir Next"/>
-                      <w:color w:val="1A1A1A"/>
-                      <w:sz w:val="21"/>
-                      <w:szCs w:val="21"/>
-                    </w:rPr>
                     <w:tab/>
                   </w:r>
                   <w:r>
                     <w:rPr>
                       <w:rFonts w:ascii="Avenir Next" w:hAnsi="Avenir Next" w:cs="Avenir Next" w:eastAsia="Avenir Next"/>
                       <w:color w:val="1A1A1A"/>
-                      <w:sz w:val="21"/>
+                      <w:sz w:val="22"/>
                       <w:szCs w:val="21"/>
                     </w:rPr>
                     <w:t xml:space="preserve">9</w:t>
@@ -3692,25 +3713,25 @@
                       <w:rFonts w:ascii="Avenir Next" w:hAnsi="Avenir Next" w:cs="Avenir Next" w:eastAsia="Avenir Next"/>
                       <w:b/>
                       <w:color w:val="003A70"/>
+                      <w:sz w:val="22"/>
+                      <w:szCs w:val="21"/>
+                    </w:rPr>
+                    <w:t xml:space="preserve">D</w:t>
+                  </w:r>
+                  <w:r>
+                    <w:rPr>
+                      <w:rFonts w:ascii="Avenir Next" w:hAnsi="Avenir Next" w:cs="Avenir Next" w:eastAsia="Avenir Next"/>
+                      <w:color w:val="1A1A1A"/>
                       <w:sz w:val="21"/>
                       <w:szCs w:val="21"/>
                     </w:rPr>
-                    <w:t xml:space="preserve">D</w:t>
-                  </w:r>
-                  <w:r>
-                    <w:rPr>
-                      <w:rFonts w:ascii="Avenir Next" w:hAnsi="Avenir Next" w:cs="Avenir Next" w:eastAsia="Avenir Next"/>
-                      <w:color w:val="1A1A1A"/>
-                      <w:sz w:val="21"/>
-                      <w:szCs w:val="21"/>
-                    </w:rPr>
                     <w:tab/>
                   </w:r>
                   <w:r>
                     <w:rPr>
                       <w:rFonts w:ascii="Avenir Next" w:hAnsi="Avenir Next" w:cs="Avenir Next" w:eastAsia="Avenir Next"/>
                       <w:color w:val="1A1A1A"/>
-                      <w:sz w:val="21"/>
+                      <w:sz w:val="22"/>
                       <w:szCs w:val="21"/>
                     </w:rPr>
                     <w:t xml:space="preserve">1/4</w:t>
@@ -3759,19 +3780,42 @@
         <w:tblLook w:val="0000" w:firstRow="0" w:lastRow="0" w:firstColumn="0" w:lastColumn="0" w:noHBand="1" w:noVBand="1"/>
       </w:tblPr>
       <w:tblGrid>
-        <w:gridCol w:w="2000"/>
-        <w:gridCol w:w="2300"/>
-        <w:gridCol w:w="2100"/>
-        <w:gridCol w:w="3104"/>
+        <w:gridCol w:w="1750"/>
+        <w:gridCol w:w="2500"/>
+        <w:gridCol w:w="2200"/>
+        <w:gridCol w:w="3054"/>
       </w:tblGrid>
       <w:tr>
         <w:trPr>
           <w:cantSplit/>
-          <w:trHeight w:val="320" w:hRule="atLeast"/>
+          <w:trHeight w:val="300" w:hRule="atLeast"/>
         </w:trPr>
         <w:tc>
           <w:tcPr>
-            <w:tcW w:w="2000" w:type="dxa"/>
+            <w:tcW w:w="1750" w:type="dxa"/>
+            <w:vAlign w:val="center"/>
+          </w:tcPr>
+          <w:p>
+            <w:pPr>
+              <w:pStyle w:val="Heading2"/>
+              <w:spacing w:before="0" w:after="0" w:line="240" w:lineRule="auto"/>
+            </w:pPr>
+            <w:r>
+              <w:rPr>
+                <w:rFonts w:ascii="Avenir Next" w:hAnsi="Avenir Next" w:cs="Avenir Next" w:eastAsia="Avenir Next"/>
+                <w:b/>
+                <w:color w:val="003A70"/>
+                <w:spacing w:val="12"/>
+                <w:sz w:val="15"/>
+                <w:szCs w:val="15"/>
+              </w:rPr>
+              <w:t xml:space="preserve">CHECK YOURSELF</w:t>
+            </w:r>
+          </w:p>
+        </w:tc>
+        <w:tc>
+          <w:tcPr>
+            <w:tcW w:w="2500" w:type="dxa"/>
             <w:vAlign w:val="center"/>
           </w:tcPr>
           <w:p>
@@ -3780,20 +3824,27 @@
             </w:pPr>
             <w:r>
               <w:rPr>
-                <w:rFonts w:ascii="Avenir Next" w:hAnsi="Avenir Next" w:cs="Avenir Next" w:eastAsia="Avenir Next"/>
-                <w:b/>
-                <w:color w:val="003A70"/>
-                <w:spacing w:val="12"/>
-                <w:sz w:val="15"/>
-                <w:szCs w:val="15"/>
-              </w:rPr>
-              <w:t xml:space="preserve">CHECK YOURSELF</w:t>
+                <w:rFonts w:ascii="Arial" w:hAnsi="Arial" w:cs="Arial" w:eastAsia="Arial"/>
+                <w:color w:val="1A1A1A"/>
+                <w:sz w:val="20"/>
+                <w:szCs w:val="20"/>
+              </w:rPr>
+              <w:t xml:space="preserve">□</w:t>
+            </w:r>
+            <w:r>
+              <w:rPr>
+                <w:rFonts w:ascii="Avenir Next" w:hAnsi="Avenir Next" w:cs="Avenir Next" w:eastAsia="Avenir Next"/>
+                <w:color w:val="1A1A1A"/>
+                <w:sz w:val="17"/>
+                <w:szCs w:val="17"/>
+              </w:rPr>
+              <w:t xml:space="preserve">  I can do this on my own</w:t>
             </w:r>
           </w:p>
         </w:tc>
         <w:tc>
           <w:tcPr>
-            <w:tcW w:w="2300" w:type="dxa"/>
+            <w:tcW w:w="2200" w:type="dxa"/>
             <w:vAlign w:val="center"/>
           </w:tcPr>
           <w:p>
@@ -3804,8 +3855,8 @@
               <w:rPr>
                 <w:rFonts w:ascii="Arial" w:hAnsi="Arial" w:cs="Arial" w:eastAsia="Arial"/>
                 <w:color w:val="1A1A1A"/>
-                <w:sz w:val="24"/>
-                <w:szCs w:val="24"/>
+                <w:sz w:val="20"/>
+                <w:szCs w:val="20"/>
               </w:rPr>
               <w:t xml:space="preserve">□</w:t>
             </w:r>
@@ -3816,13 +3867,13 @@
                 <w:sz w:val="17"/>
                 <w:szCs w:val="17"/>
               </w:rPr>
-              <w:t xml:space="preserve">  I can do this on my own</w:t>
+              <w:t xml:space="preserve">  I need a little help</w:t>
             </w:r>
           </w:p>
         </w:tc>
         <w:tc>
           <w:tcPr>
-            <w:tcW w:w="2100" w:type="dxa"/>
+            <w:tcW w:w="3054" w:type="dxa"/>
             <w:vAlign w:val="center"/>
           </w:tcPr>
           <w:p>
@@ -3833,37 +3884,8 @@
               <w:rPr>
                 <w:rFonts w:ascii="Arial" w:hAnsi="Arial" w:cs="Arial" w:eastAsia="Arial"/>
                 <w:color w:val="1A1A1A"/>
-                <w:sz w:val="24"/>
-                <w:szCs w:val="24"/>
-              </w:rPr>
-              <w:t xml:space="preserve">□</w:t>
-            </w:r>
-            <w:r>
-              <w:rPr>
-                <w:rFonts w:ascii="Avenir Next" w:hAnsi="Avenir Next" w:cs="Avenir Next" w:eastAsia="Avenir Next"/>
-                <w:color w:val="1A1A1A"/>
-                <w:sz w:val="17"/>
-                <w:szCs w:val="17"/>
-              </w:rPr>
-              <w:t xml:space="preserve">  I need a little help</w:t>
-            </w:r>
-          </w:p>
-        </w:tc>
-        <w:tc>
-          <w:tcPr>
-            <w:tcW w:w="3104" w:type="dxa"/>
-            <w:vAlign w:val="center"/>
-          </w:tcPr>
-          <w:p>
-            <w:pPr>
-              <w:spacing w:before="0" w:after="0" w:line="240" w:lineRule="auto"/>
-            </w:pPr>
-            <w:r>
-              <w:rPr>
-                <w:rFonts w:ascii="Arial" w:hAnsi="Arial" w:cs="Arial" w:eastAsia="Arial"/>
-                <w:color w:val="1A1A1A"/>
-                <w:sz w:val="24"/>
-                <w:szCs w:val="24"/>
+                <w:sz w:val="20"/>
+                <w:szCs w:val="20"/>
               </w:rPr>
               <w:t xml:space="preserve">□</w:t>
             </w:r>
@@ -3898,7 +3920,7 @@
     <w:sectPr>
       <w:footerReference w:type="default" r:id="rIdFooter1"/>
       <w:pgSz w:w="12240" w:h="15840"/>
-      <w:pgMar w:top="893" w:right="1224" w:bottom="835" w:left="1512" w:header="432" w:footer="432" w:gutter="0"/>
+      <w:pgMar w:top="780" w:right="1224" w:bottom="760" w:left="1512" w:header="432" w:footer="432" w:gutter="0"/>
       <w:cols w:space="720"/>
     </w:sectPr>
   </w:body>
@@ -3978,7 +4000,106 @@
               <w:sz w:val="15"/>
               <w:szCs w:val="15"/>
             </w:rPr>
-            <w:t xml:space="preserve">Lesson 6-2  ·  Session 1  ·  Prerequisite Practice B</w:t>
+            <w:t xml:space="preserve">6-2 · Page </w:t>
+          </w:r>
+          <w:r>
+            <w:rPr>
+              <w:rFonts w:ascii="Avenir Next" w:hAnsi="Avenir Next" w:cs="Avenir Next" w:eastAsia="Avenir Next"/>
+              <w:color w:val="5A5F66"/>
+              <w:sz w:val="15"/>
+              <w:szCs w:val="15"/>
+            </w:rPr>
+            <w:fldChar w:fldCharType="begin"/>
+          </w:r>
+          <w:r>
+            <w:rPr>
+              <w:rFonts w:ascii="Avenir Next" w:hAnsi="Avenir Next" w:cs="Avenir Next" w:eastAsia="Avenir Next"/>
+              <w:color w:val="5A5F66"/>
+              <w:sz w:val="15"/>
+              <w:szCs w:val="15"/>
+            </w:rPr>
+            <w:instrText xml:space="preserve"> PAGE </w:instrText>
+          </w:r>
+          <w:r>
+            <w:rPr>
+              <w:rFonts w:ascii="Avenir Next" w:hAnsi="Avenir Next" w:cs="Avenir Next" w:eastAsia="Avenir Next"/>
+              <w:color w:val="5A5F66"/>
+              <w:sz w:val="15"/>
+              <w:szCs w:val="15"/>
+            </w:rPr>
+            <w:fldChar w:fldCharType="separate"/>
+          </w:r>
+          <w:r>
+            <w:rPr>
+              <w:rFonts w:ascii="Avenir Next" w:hAnsi="Avenir Next" w:cs="Avenir Next" w:eastAsia="Avenir Next"/>
+              <w:color w:val="5A5F66"/>
+              <w:sz w:val="15"/>
+              <w:szCs w:val="15"/>
+            </w:rPr>
+            <w:t xml:space="preserve">1</w:t>
+          </w:r>
+          <w:r>
+            <w:rPr>
+              <w:rFonts w:ascii="Avenir Next" w:hAnsi="Avenir Next" w:cs="Avenir Next" w:eastAsia="Avenir Next"/>
+              <w:color w:val="5A5F66"/>
+              <w:sz w:val="15"/>
+              <w:szCs w:val="15"/>
+            </w:rPr>
+            <w:fldChar w:fldCharType="end"/>
+          </w:r>
+          <w:r>
+            <w:rPr>
+              <w:rFonts w:ascii="Avenir Next" w:hAnsi="Avenir Next" w:cs="Avenir Next" w:eastAsia="Avenir Next"/>
+              <w:color w:val="5A5F66"/>
+              <w:sz w:val="15"/>
+              <w:szCs w:val="15"/>
+            </w:rPr>
+            <w:t xml:space="preserve"> of </w:t>
+          </w:r>
+          <w:r>
+            <w:rPr>
+              <w:rFonts w:ascii="Avenir Next" w:hAnsi="Avenir Next" w:cs="Avenir Next" w:eastAsia="Avenir Next"/>
+              <w:color w:val="5A5F66"/>
+              <w:sz w:val="15"/>
+              <w:szCs w:val="15"/>
+            </w:rPr>
+            <w:fldChar w:fldCharType="begin"/>
+          </w:r>
+          <w:r>
+            <w:rPr>
+              <w:rFonts w:ascii="Avenir Next" w:hAnsi="Avenir Next" w:cs="Avenir Next" w:eastAsia="Avenir Next"/>
+              <w:color w:val="5A5F66"/>
+              <w:sz w:val="15"/>
+              <w:szCs w:val="15"/>
+            </w:rPr>
+            <w:instrText xml:space="preserve"> NUMPAGES </w:instrText>
+          </w:r>
+          <w:r>
+            <w:rPr>
+              <w:rFonts w:ascii="Avenir Next" w:hAnsi="Avenir Next" w:cs="Avenir Next" w:eastAsia="Avenir Next"/>
+              <w:color w:val="5A5F66"/>
+              <w:sz w:val="15"/>
+              <w:szCs w:val="15"/>
+            </w:rPr>
+            <w:fldChar w:fldCharType="separate"/>
+          </w:r>
+          <w:r>
+            <w:rPr>
+              <w:rFonts w:ascii="Avenir Next" w:hAnsi="Avenir Next" w:cs="Avenir Next" w:eastAsia="Avenir Next"/>
+              <w:color w:val="5A5F66"/>
+              <w:sz w:val="15"/>
+              <w:szCs w:val="15"/>
+            </w:rPr>
+            <w:t xml:space="preserve">1</w:t>
+          </w:r>
+          <w:r>
+            <w:rPr>
+              <w:rFonts w:ascii="Avenir Next" w:hAnsi="Avenir Next" w:cs="Avenir Next" w:eastAsia="Avenir Next"/>
+              <w:color w:val="5A5F66"/>
+              <w:sz w:val="15"/>
+              <w:szCs w:val="15"/>
+            </w:rPr>
+            <w:fldChar w:fldCharType="end"/>
           </w:r>
         </w:p>
       </w:tc>
@@ -4021,5 +4142,23 @@
       </w:tblCellMar>
     </w:tblPr>
   </w:style>
+  <w:style w:type="paragraph" w:styleId="Heading1">
+    <w:name w:val="heading 1"/>
+    <w:basedOn w:val="Normal"/>
+    <w:pPr>
+      <w:outlineLvl w:val="0"/>
+      <w:keepNext w:val="0"/>
+      <w:keepLines w:val="0"/>
+    </w:pPr>
+  </w:style>
+  <w:style w:type="paragraph" w:styleId="Heading2">
+    <w:name w:val="heading 2"/>
+    <w:basedOn w:val="Normal"/>
+    <w:pPr>
+      <w:outlineLvl w:val="1"/>
+      <w:keepNext w:val="0"/>
+      <w:keepLines w:val="0"/>
+    </w:pPr>
+  </w:style>
 </w:styles>
 </file>